--- a/HaManhCuong_22646171.docx
+++ b/HaManhCuong_22646171.docx
@@ -2,9 +2,16 @@
 <file path=word/document.xml><?xml version="1.0" encoding="utf-8"?>
 <w:document xmlns:wpc="http://schemas.microsoft.com/office/word/2010/wordprocessingCanvas" xmlns:mc="http://schemas.openxmlformats.org/markup-compatibility/2006" xmlns:o="urn:schemas-microsoft-com:office:office" xmlns:r="http://schemas.openxmlformats.org/officeDocument/2006/relationships" xmlns:m="http://schemas.openxmlformats.org/officeDocument/2006/math" xmlns:v="urn:schemas-microsoft-com:vml" xmlns:wp14="http://schemas.microsoft.com/office/word/2010/wordprocessingDrawing" xmlns:wp="http://schemas.openxmlformats.org/drawingml/2006/wordprocessingDrawing" xmlns:w10="urn:schemas-microsoft-com:office:word" xmlns:w="http://schemas.openxmlformats.org/wordprocessingml/2006/main" xmlns:w14="http://schemas.microsoft.com/office/word/2010/wordml" xmlns:w15="http://schemas.microsoft.com/office/word/2012/wordml" xmlns:wpg="http://schemas.microsoft.com/office/word/2010/wordprocessingGroup" xmlns:wpi="http://schemas.microsoft.com/office/word/2010/wordprocessingInk" xmlns:wne="http://schemas.microsoft.com/office/word/2006/wordml" xmlns:wps="http://schemas.microsoft.com/office/word/2010/wordprocessingShape" mc:Ignorable="w14 w15 wp14">
   <w:body>
+    <w:p>
+      <w:r>
+        <w:t>Hà Mạnh Cường 22646171</w:t>
+      </w:r>
+      <w:bookmarkStart w:id="0" w:name="_GoBack"/>
+      <w:bookmarkEnd w:id="0"/>
+    </w:p>
     <w:tbl>
       <w:tblPr>
-        <w:tblW w:w="0" w:type="dxa"/>
+        <w:tblW w:w="5592" w:type="dxa"/>
         <w:tblCellMar>
           <w:left w:w="0" w:type="dxa"/>
           <w:right w:w="0" w:type="dxa"/>
@@ -45,7 +52,6 @@
                 <w:szCs w:val="24"/>
               </w:rPr>
             </w:pPr>
-            <w:bookmarkStart w:id="0" w:name="_GoBack" w:colFirst="0" w:colLast="0"/>
             <w:r>
               <w:rPr>
                 <w:rFonts w:ascii="Arial" w:eastAsia="Times New Roman" w:hAnsi="Arial" w:cs="Arial"/>
@@ -645,7 +651,6 @@
           </w:p>
         </w:tc>
       </w:tr>
-      <w:bookmarkEnd w:id="0"/>
     </w:tbl>
     <w:p/>
     <w:sectPr>
